--- a/docs/lista_louvores/Textos_Louvores/QUERO SER COMO CRISTO.docx
+++ b/docs/lista_louvores/Textos_Louvores/QUERO SER COMO CRISTO.docx
@@ -4,55 +4,46 @@
   <w:body>
     <w:p>
       <w:pPr>
-        <w:numPr>
-          <w:ilvl w:val="0"/>
-          <w:numId w:val="1"/>
-        </w:numPr>
-        <w:spacing w:before="120" w:after="120" w:line="240" w:lineRule="auto"/>
-        <w:ind w:left="360"/>
-        <w:rPr>
-          <w:rFonts w:ascii="Times New Roman" w:hAnsi="Times New Roman" w:cs="Times New Roman"/>
-          <w:bCs/>
-          <w:color w:val="000000"/>
-        </w:rPr>
-      </w:pPr>
-      <w:r>
-        <w:rPr>
-          <w:rFonts w:ascii="Times New Roman" w:hAnsi="Times New Roman" w:cs="Times New Roman"/>
-          <w:color w:val="000000"/>
-          <w:sz w:val="28"/>
-          <w:szCs w:val="28"/>
-        </w:rPr>
-        <w:t>Quero ser como Cristo</w:t>
+        <w:pStyle w:val="Ttulo1"/>
+        <w:spacing w:after="120" w:line="240" w:lineRule="auto"/>
+        <w:rPr>
+          <w:b/>
+          <w:bCs/>
+        </w:rPr>
+      </w:pPr>
+      <w:r>
+        <w:rPr>
+          <w:b/>
+          <w:bCs/>
+        </w:rPr>
+        <w:t>QUERO SER COMO CRISTO</w:t>
       </w:r>
     </w:p>
     <w:p>
       <w:pPr>
-        <w:pStyle w:val="PargrafodaLista"/>
-        <w:numPr>
-          <w:ilvl w:val="0"/>
-          <w:numId w:val="1"/>
-        </w:numPr>
-        <w:spacing w:before="120" w:after="0"/>
-        <w:ind w:left="862" w:hanging="357"/>
-        <w:contextualSpacing w:val="0"/>
-        <w:jc w:val="left"/>
-        <w:rPr>
-          <w:rFonts w:eastAsia="Arial"/>
-          <w:color w:val="000000" w:themeColor="text1"/>
-        </w:rPr>
-      </w:pPr>
-      <w:r>
-        <w:rPr>
-          <w:rFonts w:eastAsia="Arial"/>
-          <w:color w:val="000000" w:themeColor="text1"/>
+        <w:spacing w:after="120"/>
+        <w:rPr>
+          <w:rFonts w:ascii="Times New Roman" w:eastAsia="Arial" w:hAnsi="Times New Roman" w:cs="Times New Roman"/>
+          <w:color w:val="000000" w:themeColor="text1"/>
+          <w:sz w:val="24"/>
+          <w:szCs w:val="24"/>
+        </w:rPr>
+      </w:pPr>
+      <w:r>
+        <w:rPr>
+          <w:rFonts w:ascii="Times New Roman" w:eastAsia="Arial" w:hAnsi="Times New Roman" w:cs="Times New Roman"/>
+          <w:color w:val="000000" w:themeColor="text1"/>
+          <w:sz w:val="24"/>
+          <w:szCs w:val="24"/>
         </w:rPr>
         <w:t>Oh, (meu) Deus, vem,</w:t>
       </w:r>
       <w:r>
         <w:rPr>
-          <w:rFonts w:eastAsia="Arial"/>
-          <w:color w:val="000000" w:themeColor="text1"/>
+          <w:rFonts w:ascii="Times New Roman" w:eastAsia="Arial" w:hAnsi="Times New Roman" w:cs="Times New Roman"/>
+          <w:color w:val="000000" w:themeColor="text1"/>
+          <w:sz w:val="24"/>
+          <w:szCs w:val="24"/>
         </w:rPr>
         <w:br/>
         <w:t xml:space="preserve">Molde </w:t>
@@ -60,31 +51,39 @@
       <w:proofErr w:type="gramStart"/>
       <w:r>
         <w:rPr>
-          <w:rFonts w:eastAsia="Arial"/>
-          <w:color w:val="000000" w:themeColor="text1"/>
+          <w:rFonts w:ascii="Times New Roman" w:eastAsia="Arial" w:hAnsi="Times New Roman" w:cs="Times New Roman"/>
+          <w:color w:val="000000" w:themeColor="text1"/>
+          <w:sz w:val="24"/>
+          <w:szCs w:val="24"/>
         </w:rPr>
         <w:t>pra</w:t>
       </w:r>
       <w:proofErr w:type="gramEnd"/>
       <w:r>
         <w:rPr>
-          <w:rFonts w:eastAsia="Arial"/>
-          <w:color w:val="000000" w:themeColor="text1"/>
+          <w:rFonts w:ascii="Times New Roman" w:eastAsia="Arial" w:hAnsi="Times New Roman" w:cs="Times New Roman"/>
+          <w:color w:val="000000" w:themeColor="text1"/>
+          <w:sz w:val="24"/>
+          <w:szCs w:val="24"/>
         </w:rPr>
         <w:t xml:space="preserve"> Ti meu coração, Deus </w:t>
       </w:r>
       <w:r>
         <w:rPr>
-          <w:rFonts w:eastAsia="Arial"/>
-          <w:color w:val="000000" w:themeColor="text1"/>
+          <w:rFonts w:ascii="Times New Roman" w:eastAsia="Arial" w:hAnsi="Times New Roman" w:cs="Times New Roman"/>
+          <w:color w:val="000000" w:themeColor="text1"/>
+          <w:sz w:val="24"/>
+          <w:szCs w:val="24"/>
         </w:rPr>
         <w:br/>
         <w:t>E tudo que sou mostre quem És, Deus</w:t>
       </w:r>
       <w:r>
         <w:rPr>
-          <w:rFonts w:eastAsia="Arial"/>
-          <w:color w:val="000000" w:themeColor="text1"/>
+          <w:rFonts w:ascii="Times New Roman" w:eastAsia="Arial" w:hAnsi="Times New Roman" w:cs="Times New Roman"/>
+          <w:color w:val="000000" w:themeColor="text1"/>
+          <w:sz w:val="24"/>
+          <w:szCs w:val="24"/>
         </w:rPr>
         <w:br/>
         <w:t xml:space="preserve">Eu quero viver </w:t>
@@ -92,82 +91,90 @@
       <w:proofErr w:type="gramStart"/>
       <w:r>
         <w:rPr>
-          <w:rFonts w:eastAsia="Arial"/>
-          <w:color w:val="000000" w:themeColor="text1"/>
+          <w:rFonts w:ascii="Times New Roman" w:eastAsia="Arial" w:hAnsi="Times New Roman" w:cs="Times New Roman"/>
+          <w:color w:val="000000" w:themeColor="text1"/>
+          <w:sz w:val="24"/>
+          <w:szCs w:val="24"/>
         </w:rPr>
         <w:t>pra</w:t>
       </w:r>
       <w:proofErr w:type="gramEnd"/>
       <w:r>
         <w:rPr>
-          <w:rFonts w:eastAsia="Arial"/>
-          <w:color w:val="000000" w:themeColor="text1"/>
+          <w:rFonts w:ascii="Times New Roman" w:eastAsia="Arial" w:hAnsi="Times New Roman" w:cs="Times New Roman"/>
+          <w:color w:val="000000" w:themeColor="text1"/>
+          <w:sz w:val="24"/>
+          <w:szCs w:val="24"/>
         </w:rPr>
         <w:t xml:space="preserve"> Teu prazer,</w:t>
       </w:r>
       <w:r>
         <w:rPr>
-          <w:rFonts w:eastAsia="Arial"/>
-          <w:color w:val="000000" w:themeColor="text1"/>
+          <w:rFonts w:ascii="Times New Roman" w:eastAsia="Arial" w:hAnsi="Times New Roman" w:cs="Times New Roman"/>
+          <w:color w:val="000000" w:themeColor="text1"/>
+          <w:sz w:val="24"/>
+          <w:szCs w:val="24"/>
         </w:rPr>
         <w:br/>
       </w:r>
       <w:proofErr w:type="gramStart"/>
       <w:r>
         <w:rPr>
-          <w:rFonts w:eastAsia="Arial"/>
-          <w:color w:val="000000" w:themeColor="text1"/>
+          <w:rFonts w:ascii="Times New Roman" w:eastAsia="Arial" w:hAnsi="Times New Roman" w:cs="Times New Roman"/>
+          <w:color w:val="000000" w:themeColor="text1"/>
+          <w:sz w:val="24"/>
+          <w:szCs w:val="24"/>
         </w:rPr>
         <w:t>Pra</w:t>
       </w:r>
       <w:proofErr w:type="gramEnd"/>
       <w:r>
         <w:rPr>
-          <w:rFonts w:eastAsia="Arial"/>
-          <w:color w:val="000000" w:themeColor="text1"/>
+          <w:rFonts w:ascii="Times New Roman" w:eastAsia="Arial" w:hAnsi="Times New Roman" w:cs="Times New Roman"/>
+          <w:color w:val="000000" w:themeColor="text1"/>
+          <w:sz w:val="24"/>
+          <w:szCs w:val="24"/>
         </w:rPr>
         <w:t xml:space="preserve"> Teu prazer (2x)</w:t>
       </w:r>
     </w:p>
     <w:p>
       <w:pPr>
-        <w:pStyle w:val="PargrafodaLista"/>
-        <w:numPr>
-          <w:ilvl w:val="0"/>
-          <w:numId w:val="1"/>
-        </w:numPr>
-        <w:spacing w:before="120" w:after="0"/>
-        <w:ind w:left="862" w:hanging="357"/>
-        <w:contextualSpacing w:val="0"/>
-        <w:jc w:val="left"/>
-        <w:rPr>
-          <w:rFonts w:eastAsia="Arial"/>
+        <w:spacing w:after="120"/>
+        <w:rPr>
+          <w:rFonts w:ascii="Times New Roman" w:eastAsia="Arial" w:hAnsi="Times New Roman" w:cs="Times New Roman"/>
           <w:b/>
           <w:bCs/>
           <w:i/>
           <w:iCs/>
           <w:color w:val="000000" w:themeColor="text1"/>
-        </w:rPr>
-      </w:pPr>
-      <w:r>
-        <w:rPr>
-          <w:rFonts w:eastAsia="Arial"/>
+          <w:sz w:val="24"/>
+          <w:szCs w:val="24"/>
+        </w:rPr>
+      </w:pPr>
+      <w:r>
+        <w:rPr>
+          <w:rFonts w:ascii="Times New Roman" w:eastAsia="Arial" w:hAnsi="Times New Roman" w:cs="Times New Roman"/>
           <w:b/>
           <w:bCs/>
           <w:i/>
           <w:iCs/>
           <w:color w:val="000000" w:themeColor="text1"/>
+          <w:sz w:val="24"/>
+          <w:szCs w:val="24"/>
         </w:rPr>
         <w:t>Quero ser, Deus como Cristo</w:t>
       </w:r>
       <w:r>
         <w:rPr>
-          <w:rFonts w:eastAsia="Arial"/>
+          <w:rFonts w:ascii="Times New Roman" w:eastAsia="Arial" w:hAnsi="Times New Roman" w:cs="Times New Roman"/>
           <w:b/>
           <w:bCs/>
           <w:i/>
           <w:iCs/>
           <w:color w:val="000000" w:themeColor="text1"/>
+          <w:sz w:val="24"/>
+          <w:szCs w:val="24"/>
         </w:rPr>
         <w:br/>
         <w:t>Me encher, meu Deus da Tua palavra</w:t>
@@ -175,55 +182,59 @@
     </w:p>
     <w:p>
       <w:pPr>
-        <w:pStyle w:val="PargrafodaLista"/>
-        <w:numPr>
-          <w:ilvl w:val="0"/>
-          <w:numId w:val="1"/>
-        </w:numPr>
-        <w:spacing w:before="120" w:after="0"/>
-        <w:ind w:left="862" w:hanging="357"/>
-        <w:contextualSpacing w:val="0"/>
-        <w:jc w:val="left"/>
-        <w:rPr>
-          <w:rFonts w:eastAsia="Arial"/>
-          <w:color w:val="000000" w:themeColor="text1"/>
-        </w:rPr>
-      </w:pPr>
-      <w:r>
-        <w:rPr>
-          <w:rFonts w:eastAsia="Arial"/>
-          <w:color w:val="000000" w:themeColor="text1"/>
+        <w:spacing w:after="120"/>
+        <w:rPr>
+          <w:rFonts w:ascii="Times New Roman" w:eastAsia="Arial" w:hAnsi="Times New Roman" w:cs="Times New Roman"/>
+          <w:color w:val="000000" w:themeColor="text1"/>
+          <w:sz w:val="24"/>
+          <w:szCs w:val="24"/>
+        </w:rPr>
+      </w:pPr>
+      <w:r>
+        <w:rPr>
+          <w:rFonts w:ascii="Times New Roman" w:eastAsia="Arial" w:hAnsi="Times New Roman" w:cs="Times New Roman"/>
+          <w:color w:val="000000" w:themeColor="text1"/>
+          <w:sz w:val="24"/>
+          <w:szCs w:val="24"/>
         </w:rPr>
         <w:t>Em Ti, Deus</w:t>
       </w:r>
       <w:r>
         <w:rPr>
-          <w:rFonts w:eastAsia="Arial"/>
-          <w:color w:val="000000" w:themeColor="text1"/>
+          <w:rFonts w:ascii="Times New Roman" w:eastAsia="Arial" w:hAnsi="Times New Roman" w:cs="Times New Roman"/>
+          <w:color w:val="000000" w:themeColor="text1"/>
+          <w:sz w:val="24"/>
+          <w:szCs w:val="24"/>
         </w:rPr>
         <w:br/>
         <w:t xml:space="preserve">Eu quero viver, me deleitar </w:t>
       </w:r>
       <w:r>
         <w:rPr>
-          <w:rFonts w:eastAsia="Arial"/>
-          <w:color w:val="000000" w:themeColor="text1"/>
+          <w:rFonts w:ascii="Times New Roman" w:eastAsia="Arial" w:hAnsi="Times New Roman" w:cs="Times New Roman"/>
+          <w:color w:val="000000" w:themeColor="text1"/>
+          <w:sz w:val="24"/>
+          <w:szCs w:val="24"/>
         </w:rPr>
         <w:br/>
         <w:t>Ver... Tua beleza em Jesus</w:t>
       </w:r>
       <w:r>
         <w:rPr>
-          <w:rFonts w:eastAsia="Arial"/>
-          <w:color w:val="000000" w:themeColor="text1"/>
+          <w:rFonts w:ascii="Times New Roman" w:eastAsia="Arial" w:hAnsi="Times New Roman" w:cs="Times New Roman"/>
+          <w:color w:val="000000" w:themeColor="text1"/>
+          <w:sz w:val="24"/>
+          <w:szCs w:val="24"/>
         </w:rPr>
         <w:br/>
         <w:t>Deus... chamaste a mim por Tua graça,</w:t>
       </w:r>
       <w:r>
         <w:rPr>
-          <w:rFonts w:eastAsia="Arial"/>
-          <w:color w:val="000000" w:themeColor="text1"/>
+          <w:rFonts w:ascii="Times New Roman" w:eastAsia="Arial" w:hAnsi="Times New Roman" w:cs="Times New Roman"/>
+          <w:color w:val="000000" w:themeColor="text1"/>
+          <w:sz w:val="24"/>
+          <w:szCs w:val="24"/>
         </w:rPr>
         <w:br/>
         <w:t>Deus soberano</w:t>
@@ -231,63 +242,57 @@
     </w:p>
     <w:p>
       <w:pPr>
-        <w:pStyle w:val="PargrafodaLista"/>
-        <w:numPr>
-          <w:ilvl w:val="0"/>
-          <w:numId w:val="1"/>
-        </w:numPr>
-        <w:spacing w:before="120" w:after="0"/>
-        <w:ind w:left="862" w:hanging="357"/>
-        <w:contextualSpacing w:val="0"/>
-        <w:jc w:val="left"/>
-        <w:rPr>
-          <w:rFonts w:eastAsia="Arial"/>
+        <w:spacing w:after="120"/>
+        <w:rPr>
+          <w:rFonts w:ascii="Times New Roman" w:eastAsia="Arial" w:hAnsi="Times New Roman" w:cs="Times New Roman"/>
           <w:b/>
           <w:bCs/>
           <w:i/>
           <w:iCs/>
           <w:color w:val="000000" w:themeColor="text1"/>
-        </w:rPr>
-      </w:pPr>
-      <w:r>
-        <w:rPr>
-          <w:rFonts w:eastAsia="Arial"/>
+          <w:sz w:val="24"/>
+          <w:szCs w:val="24"/>
+        </w:rPr>
+      </w:pPr>
+      <w:r>
+        <w:rPr>
+          <w:rFonts w:ascii="Times New Roman" w:eastAsia="Arial" w:hAnsi="Times New Roman" w:cs="Times New Roman"/>
           <w:b/>
           <w:bCs/>
           <w:i/>
           <w:iCs/>
           <w:color w:val="000000" w:themeColor="text1"/>
+          <w:sz w:val="24"/>
+          <w:szCs w:val="24"/>
         </w:rPr>
         <w:t>[REFRÃO] (2X)</w:t>
       </w:r>
     </w:p>
     <w:p>
       <w:pPr>
-        <w:pStyle w:val="PargrafodaLista"/>
-        <w:numPr>
-          <w:ilvl w:val="0"/>
-          <w:numId w:val="1"/>
-        </w:numPr>
-        <w:spacing w:before="120" w:after="0"/>
-        <w:ind w:left="862" w:hanging="357"/>
-        <w:contextualSpacing w:val="0"/>
-        <w:jc w:val="left"/>
-        <w:rPr>
-          <w:rFonts w:eastAsia="Arial"/>
-          <w:color w:val="000000" w:themeColor="text1"/>
-        </w:rPr>
-      </w:pPr>
-      <w:r>
-        <w:rPr>
-          <w:rFonts w:eastAsia="Arial"/>
-          <w:color w:val="000000" w:themeColor="text1"/>
+        <w:spacing w:after="120"/>
+        <w:rPr>
+          <w:rFonts w:ascii="Times New Roman" w:eastAsia="Arial" w:hAnsi="Times New Roman" w:cs="Times New Roman"/>
+          <w:color w:val="000000" w:themeColor="text1"/>
+          <w:sz w:val="24"/>
+          <w:szCs w:val="24"/>
+        </w:rPr>
+      </w:pPr>
+      <w:r>
+        <w:rPr>
+          <w:rFonts w:ascii="Times New Roman" w:eastAsia="Arial" w:hAnsi="Times New Roman" w:cs="Times New Roman"/>
+          <w:color w:val="000000" w:themeColor="text1"/>
+          <w:sz w:val="24"/>
+          <w:szCs w:val="24"/>
         </w:rPr>
         <w:t>Só pra Cristo, Pai, vou aqui viver</w:t>
       </w:r>
       <w:r>
         <w:rPr>
-          <w:rFonts w:eastAsia="Arial"/>
-          <w:color w:val="000000" w:themeColor="text1"/>
+          <w:rFonts w:ascii="Times New Roman" w:eastAsia="Arial" w:hAnsi="Times New Roman" w:cs="Times New Roman"/>
+          <w:color w:val="000000" w:themeColor="text1"/>
+          <w:sz w:val="24"/>
+          <w:szCs w:val="24"/>
         </w:rPr>
         <w:br/>
         <w:t>Em tudo mostrar Teu valor sem fim</w:t>
@@ -295,153 +300,135 @@
     </w:p>
     <w:p>
       <w:pPr>
-        <w:pStyle w:val="PargrafodaLista"/>
-        <w:numPr>
-          <w:ilvl w:val="0"/>
-          <w:numId w:val="1"/>
-        </w:numPr>
-        <w:spacing w:before="120" w:after="0"/>
-        <w:ind w:left="862" w:hanging="357"/>
-        <w:contextualSpacing w:val="0"/>
-        <w:jc w:val="left"/>
-        <w:rPr>
-          <w:rFonts w:eastAsia="Arial"/>
-          <w:b/>
-          <w:bCs/>
-          <w:color w:val="000000" w:themeColor="text1"/>
-        </w:rPr>
-      </w:pPr>
-      <w:r>
-        <w:rPr>
-          <w:rFonts w:eastAsia="Arial"/>
-          <w:color w:val="000000" w:themeColor="text1"/>
+        <w:spacing w:after="120"/>
+        <w:rPr>
+          <w:rFonts w:ascii="Times New Roman" w:eastAsia="Arial" w:hAnsi="Times New Roman" w:cs="Times New Roman"/>
+          <w:b/>
+          <w:bCs/>
+          <w:color w:val="000000" w:themeColor="text1"/>
+          <w:sz w:val="24"/>
+          <w:szCs w:val="24"/>
+        </w:rPr>
+      </w:pPr>
+      <w:r>
+        <w:rPr>
+          <w:rFonts w:ascii="Times New Roman" w:eastAsia="Arial" w:hAnsi="Times New Roman" w:cs="Times New Roman"/>
+          <w:color w:val="000000" w:themeColor="text1"/>
+          <w:sz w:val="24"/>
+          <w:szCs w:val="24"/>
         </w:rPr>
         <w:t>Eu me rendo!</w:t>
       </w:r>
       <w:r>
         <w:rPr>
-          <w:rFonts w:eastAsia="Arial"/>
-          <w:b/>
-          <w:bCs/>
-          <w:color w:val="000000" w:themeColor="text1"/>
+          <w:rFonts w:ascii="Times New Roman" w:eastAsia="Arial" w:hAnsi="Times New Roman" w:cs="Times New Roman"/>
+          <w:b/>
+          <w:bCs/>
+          <w:color w:val="000000" w:themeColor="text1"/>
+          <w:sz w:val="24"/>
+          <w:szCs w:val="24"/>
         </w:rPr>
         <w:t xml:space="preserve"> (4x)</w:t>
       </w:r>
     </w:p>
     <w:p>
       <w:pPr>
-        <w:pStyle w:val="PargrafodaLista"/>
-        <w:numPr>
-          <w:ilvl w:val="0"/>
-          <w:numId w:val="1"/>
-        </w:numPr>
-        <w:spacing w:before="120" w:after="0"/>
-        <w:ind w:left="862" w:hanging="357"/>
-        <w:contextualSpacing w:val="0"/>
-        <w:jc w:val="left"/>
-        <w:rPr>
-          <w:rFonts w:eastAsia="Arial"/>
+        <w:spacing w:after="120"/>
+        <w:rPr>
+          <w:rFonts w:ascii="Times New Roman" w:eastAsia="Arial" w:hAnsi="Times New Roman" w:cs="Times New Roman"/>
           <w:b/>
           <w:bCs/>
           <w:i/>
           <w:iCs/>
           <w:color w:val="000000" w:themeColor="text1"/>
-        </w:rPr>
-      </w:pPr>
-      <w:r>
-        <w:rPr>
-          <w:rFonts w:eastAsia="Arial"/>
+          <w:sz w:val="24"/>
+          <w:szCs w:val="24"/>
+        </w:rPr>
+      </w:pPr>
+      <w:r>
+        <w:rPr>
+          <w:rFonts w:ascii="Times New Roman" w:eastAsia="Arial" w:hAnsi="Times New Roman" w:cs="Times New Roman"/>
           <w:b/>
           <w:bCs/>
           <w:i/>
           <w:iCs/>
           <w:color w:val="000000" w:themeColor="text1"/>
+          <w:sz w:val="24"/>
+          <w:szCs w:val="24"/>
         </w:rPr>
         <w:t>[REFRÃO] (2X)</w:t>
       </w:r>
     </w:p>
     <w:p>
       <w:pPr>
-        <w:pStyle w:val="PargrafodaLista"/>
-        <w:numPr>
-          <w:ilvl w:val="0"/>
-          <w:numId w:val="1"/>
-        </w:numPr>
-        <w:spacing w:before="120" w:after="0"/>
-        <w:ind w:left="862" w:hanging="357"/>
-        <w:contextualSpacing w:val="0"/>
-        <w:jc w:val="left"/>
-        <w:rPr>
-          <w:rFonts w:eastAsia="Arial"/>
-          <w:b/>
-          <w:bCs/>
-          <w:color w:val="000000" w:themeColor="text1"/>
-        </w:rPr>
-      </w:pPr>
-      <w:r>
-        <w:rPr>
-          <w:rFonts w:eastAsia="Arial"/>
-          <w:color w:val="000000" w:themeColor="text1"/>
+        <w:spacing w:after="120"/>
+        <w:rPr>
+          <w:rFonts w:ascii="Times New Roman" w:eastAsia="Arial" w:hAnsi="Times New Roman" w:cs="Times New Roman"/>
+          <w:b/>
+          <w:bCs/>
+          <w:color w:val="000000" w:themeColor="text1"/>
+          <w:sz w:val="24"/>
+          <w:szCs w:val="24"/>
+        </w:rPr>
+      </w:pPr>
+      <w:r>
+        <w:rPr>
+          <w:rFonts w:ascii="Times New Roman" w:eastAsia="Arial" w:hAnsi="Times New Roman" w:cs="Times New Roman"/>
+          <w:color w:val="000000" w:themeColor="text1"/>
+          <w:sz w:val="24"/>
+          <w:szCs w:val="24"/>
         </w:rPr>
         <w:t>O teu amor sem fim na cruz me libertou</w:t>
       </w:r>
       <w:r>
         <w:rPr>
-          <w:rFonts w:eastAsia="Arial"/>
-          <w:color w:val="000000" w:themeColor="text1"/>
+          <w:rFonts w:ascii="Times New Roman" w:eastAsia="Arial" w:hAnsi="Times New Roman" w:cs="Times New Roman"/>
+          <w:color w:val="000000" w:themeColor="text1"/>
+          <w:sz w:val="24"/>
+          <w:szCs w:val="24"/>
         </w:rPr>
         <w:br/>
         <w:t>Mais nada temerei, pois livre sou!</w:t>
       </w:r>
       <w:r>
         <w:rPr>
-          <w:rFonts w:eastAsia="Arial"/>
-          <w:b/>
-          <w:bCs/>
-          <w:color w:val="000000" w:themeColor="text1"/>
+          <w:rFonts w:ascii="Times New Roman" w:eastAsia="Arial" w:hAnsi="Times New Roman" w:cs="Times New Roman"/>
+          <w:b/>
+          <w:bCs/>
+          <w:color w:val="000000" w:themeColor="text1"/>
+          <w:sz w:val="24"/>
+          <w:szCs w:val="24"/>
         </w:rPr>
         <w:t xml:space="preserve"> (2x)</w:t>
       </w:r>
     </w:p>
     <w:p>
       <w:pPr>
-        <w:pStyle w:val="PargrafodaLista"/>
-        <w:numPr>
-          <w:ilvl w:val="0"/>
-          <w:numId w:val="1"/>
-        </w:numPr>
-        <w:spacing w:before="120" w:after="0"/>
-        <w:ind w:left="862" w:hanging="357"/>
-        <w:contextualSpacing w:val="0"/>
-        <w:jc w:val="left"/>
-        <w:rPr>
-          <w:rFonts w:eastAsia="Arial"/>
+        <w:spacing w:after="120"/>
+        <w:rPr>
+          <w:rFonts w:ascii="Times New Roman" w:eastAsia="Arial" w:hAnsi="Times New Roman" w:cs="Times New Roman"/>
           <w:b/>
           <w:bCs/>
           <w:i/>
           <w:iCs/>
           <w:color w:val="000000" w:themeColor="text1"/>
-        </w:rPr>
-      </w:pPr>
-      <w:r>
-        <w:rPr>
-          <w:rFonts w:eastAsia="Arial"/>
+          <w:sz w:val="24"/>
+          <w:szCs w:val="24"/>
+        </w:rPr>
+      </w:pPr>
+      <w:r>
+        <w:rPr>
+          <w:rFonts w:ascii="Times New Roman" w:eastAsia="Arial" w:hAnsi="Times New Roman" w:cs="Times New Roman"/>
           <w:b/>
           <w:bCs/>
           <w:i/>
           <w:iCs/>
           <w:color w:val="000000" w:themeColor="text1"/>
+          <w:sz w:val="24"/>
+          <w:szCs w:val="24"/>
         </w:rPr>
         <w:t>[REFRÃO]</w:t>
       </w:r>
-    </w:p>
-    <w:p>
-      <w:pPr>
-        <w:spacing w:before="120" w:after="0" w:line="240" w:lineRule="auto"/>
-        <w:rPr>
-          <w:rFonts w:ascii="Times New Roman" w:hAnsi="Times New Roman" w:cs="Times New Roman"/>
-        </w:rPr>
-      </w:pPr>
     </w:p>
     <w:sectPr>
       <w:pgSz w:w="11906" w:h="16838"/>
@@ -973,6 +960,27 @@
     <w:name w:val="Normal"/>
     <w:qFormat/>
   </w:style>
+  <w:style w:type="paragraph" w:styleId="Ttulo1">
+    <w:name w:val="heading 1"/>
+    <w:basedOn w:val="Normal"/>
+    <w:next w:val="Normal"/>
+    <w:link w:val="Ttulo1Char"/>
+    <w:uiPriority w:val="9"/>
+    <w:qFormat/>
+    <w:rsid w:val="00B761F8"/>
+    <w:pPr>
+      <w:keepNext/>
+      <w:keepLines/>
+      <w:spacing w:before="240" w:after="0"/>
+      <w:outlineLvl w:val="0"/>
+    </w:pPr>
+    <w:rPr>
+      <w:rFonts w:asciiTheme="majorHAnsi" w:eastAsiaTheme="majorEastAsia" w:hAnsiTheme="majorHAnsi" w:cstheme="majorBidi"/>
+      <w:color w:val="2F5496" w:themeColor="accent1" w:themeShade="BF"/>
+      <w:sz w:val="32"/>
+      <w:szCs w:val="32"/>
+    </w:rPr>
+  </w:style>
   <w:style w:type="character" w:default="1" w:styleId="Fontepargpadro">
     <w:name w:val="Default Paragraph Font"/>
     <w:uiPriority w:val="1"/>
@@ -1020,6 +1028,19 @@
       <w:sz w:val="24"/>
       <w:szCs w:val="24"/>
       <w:lang w:eastAsia="pt-BR" w:bidi="he-IL"/>
+    </w:rPr>
+  </w:style>
+  <w:style w:type="character" w:customStyle="1" w:styleId="Ttulo1Char">
+    <w:name w:val="Título 1 Char"/>
+    <w:basedOn w:val="Fontepargpadro"/>
+    <w:link w:val="Ttulo1"/>
+    <w:uiPriority w:val="9"/>
+    <w:rsid w:val="00B761F8"/>
+    <w:rPr>
+      <w:rFonts w:asciiTheme="majorHAnsi" w:eastAsiaTheme="majorEastAsia" w:hAnsiTheme="majorHAnsi" w:cstheme="majorBidi"/>
+      <w:color w:val="2F5496" w:themeColor="accent1" w:themeShade="BF"/>
+      <w:sz w:val="32"/>
+      <w:szCs w:val="32"/>
     </w:rPr>
   </w:style>
 </w:styles>
